--- a/lessons/5-6/downloads/reveal/teacher/5.6-session-2-prerequisite-practice-a.docx
+++ b/lessons/5-6/downloads/reveal/teacher/5.6-session-2-prerequisite-practice-a.docx
@@ -15,10 +15,28 @@
         <w:rPr>
           <w:rFonts w:ascii="Avenir Next" w:hAnsi="Avenir Next" w:cs="Avenir Next" w:eastAsia="Avenir Next"/>
           <w:color w:val="1A1A1A"/>
+          <w:sz w:val="22"/>
+          <w:szCs w:val="20"/>
+        </w:rPr>
+        <w:t xml:space="preserve">Name</w:t>
+      </w:r>
+      <w:r>
+        <w:rPr>
+          <w:rFonts w:ascii="Avenir Next" w:hAnsi="Avenir Next" w:cs="Avenir Next" w:eastAsia="Avenir Next"/>
+          <w:color w:val="1A1A1A"/>
           <w:sz w:val="20"/>
           <w:szCs w:val="20"/>
         </w:rPr>
-        <w:t xml:space="preserve">Name</w:t>
+        <w:tab/>
+      </w:r>
+      <w:r>
+        <w:rPr>
+          <w:rFonts w:ascii="Avenir Next" w:hAnsi="Avenir Next" w:cs="Avenir Next" w:eastAsia="Avenir Next"/>
+          <w:color w:val="1A1A1A"/>
+          <w:sz w:val="22"/>
+          <w:szCs w:val="20"/>
+        </w:rPr>
+        <w:t xml:space="preserve">   Date</w:t>
       </w:r>
       <w:r>
         <w:rPr>
@@ -33,25 +51,7 @@
         <w:rPr>
           <w:rFonts w:ascii="Avenir Next" w:hAnsi="Avenir Next" w:cs="Avenir Next" w:eastAsia="Avenir Next"/>
           <w:color w:val="1A1A1A"/>
-          <w:sz w:val="20"/>
-          <w:szCs w:val="20"/>
-        </w:rPr>
-        <w:t xml:space="preserve">   Date</w:t>
-      </w:r>
-      <w:r>
-        <w:rPr>
-          <w:rFonts w:ascii="Avenir Next" w:hAnsi="Avenir Next" w:cs="Avenir Next" w:eastAsia="Avenir Next"/>
-          <w:color w:val="1A1A1A"/>
-          <w:sz w:val="20"/>
-          <w:szCs w:val="20"/>
-        </w:rPr>
-        <w:tab/>
-      </w:r>
-      <w:r>
-        <w:rPr>
-          <w:rFonts w:ascii="Avenir Next" w:hAnsi="Avenir Next" w:cs="Avenir Next" w:eastAsia="Avenir Next"/>
-          <w:color w:val="1A1A1A"/>
-          <w:sz w:val="20"/>
+          <w:sz w:val="22"/>
           <w:szCs w:val="20"/>
         </w:rPr>
         <w:t xml:space="preserve">   Period</w:t>
@@ -78,7 +78,7 @@
           <w:caps/>
           <w:color w:val="003A70"/>
           <w:spacing w:val="12"/>
-          <w:sz w:val="19"/>
+          <w:sz w:val="22"/>
           <w:szCs w:val="19"/>
         </w:rPr>
         <w:t xml:space="preserve">Lesson 5-6  ·  Session 2  ·  Prerequisite Practice A  ·  Skill 1 of 2</w:t>
@@ -86,6 +86,7 @@
     </w:p>
     <w:p>
       <w:pPr>
+        <w:pStyle w:val="Heading1"/>
         <w:keepNext/>
         <w:spacing w:before="0" w:after="10" w:line="240" w:lineRule="auto"/>
       </w:pPr>
@@ -111,7 +112,7 @@
         <w:rPr>
           <w:rFonts w:ascii="Avenir Next" w:hAnsi="Avenir Next" w:cs="Avenir Next" w:eastAsia="Avenir Next"/>
           <w:color w:val="5A5F66"/>
-          <w:sz w:val="17"/>
+          <w:sz w:val="22"/>
           <w:szCs w:val="17"/>
         </w:rPr>
         <w:t xml:space="preserve">Builds on Grade 2 · 2.G.A.1</w:t>
@@ -154,6 +155,7 @@
           </w:tcPr>
           <w:p>
             <w:pPr>
+              <w:pStyle w:val="Heading2"/>
               <w:spacing w:before="0" w:after="0" w:line="252" w:lineRule="auto"/>
             </w:pPr>
             <w:r>
@@ -183,7 +185,7 @@
               <w:rPr>
                 <w:rFonts w:ascii="Avenir Next" w:hAnsi="Avenir Next" w:cs="Avenir Next" w:eastAsia="Avenir Next"/>
                 <w:color w:val="1A1A1A"/>
-                <w:sz w:val="20"/>
+                <w:sz w:val="22"/>
                 <w:szCs w:val="20"/>
               </w:rPr>
               <w:t xml:space="preserve">You will name a solid from its net, like 2 pentagons + 5 rectangles.</w:t>
@@ -203,6 +205,7 @@
           </w:tcPr>
           <w:p>
             <w:pPr>
+              <w:pStyle w:val="Heading2"/>
               <w:spacing w:before="0" w:after="0" w:line="252" w:lineRule="auto"/>
             </w:pPr>
             <w:r>
@@ -232,7 +235,7 @@
               <w:rPr>
                 <w:rFonts w:ascii="Avenir Next" w:hAnsi="Avenir Next" w:cs="Avenir Next" w:eastAsia="Avenir Next"/>
                 <w:color w:val="1A1A1A"/>
-                <w:sz w:val="20"/>
+                <w:sz w:val="22"/>
                 <w:szCs w:val="20"/>
               </w:rPr>
               <w:t xml:space="preserve">Name a polygon from its number of sides.  </w:t>
@@ -242,7 +245,7 @@
                 <w:rFonts w:ascii="Avenir Next" w:hAnsi="Avenir Next" w:cs="Avenir Next" w:eastAsia="Avenir Next"/>
                 <w:b/>
                 <w:color w:val="1A1A1A"/>
-                <w:sz w:val="20"/>
+                <w:sz w:val="22"/>
                 <w:szCs w:val="20"/>
               </w:rPr>
               <w:t xml:space="preserve">You will use it in Practice Form A, problems 1 and 8.</w:t>
@@ -253,6 +256,7 @@
     </w:tbl>
     <w:p>
       <w:pPr>
+        <w:pStyle w:val="Heading2"/>
         <w:keepNext/>
         <w:pBdr>
           <w:bottom w:val="single" w:sz="8" w:space="3" w:color="003A70"/>
@@ -268,7 +272,7 @@
           <w:b/>
           <w:color w:val="003A70"/>
           <w:spacing w:val="14"/>
-          <w:sz w:val="19"/>
+          <w:sz w:val="22"/>
           <w:szCs w:val="19"/>
         </w:rPr>
         <w:t xml:space="preserve">STEPS TO FOLLOW</w:t>
@@ -287,7 +291,7 @@
           <w:rFonts w:ascii="Avenir Next" w:hAnsi="Avenir Next" w:cs="Avenir Next" w:eastAsia="Avenir Next"/>
           <w:i/>
           <w:color w:val="5A5F66"/>
-          <w:sz w:val="17"/>
+          <w:sz w:val="22"/>
           <w:szCs w:val="17"/>
         </w:rPr>
         <w:t xml:space="preserve">use these same steps on every problem</w:t>
@@ -329,6 +333,7 @@
           </w:tcPr>
           <w:p>
             <w:pPr>
+              <w:pStyle w:val="Heading1"/>
               <w:spacing w:before="0" w:after="0" w:line="240" w:lineRule="auto"/>
               <w:jc w:val="center"/>
             </w:pPr>
@@ -358,7 +363,7 @@
                 <w:rFonts w:ascii="Avenir Next" w:hAnsi="Avenir Next" w:cs="Avenir Next" w:eastAsia="Avenir Next"/>
                 <w:b/>
                 <w:color w:val="1A1A1A"/>
-                <w:sz w:val="21"/>
+                <w:sz w:val="22"/>
                 <w:szCs w:val="21"/>
               </w:rPr>
               <w:t xml:space="preserve">Count</w:t>
@@ -367,7 +372,7 @@
               <w:rPr>
                 <w:rFonts w:ascii="Avenir Next" w:hAnsi="Avenir Next" w:cs="Avenir Next" w:eastAsia="Avenir Next"/>
                 <w:color w:val="1A1A1A"/>
-                <w:sz w:val="21"/>
+                <w:sz w:val="22"/>
                 <w:szCs w:val="21"/>
               </w:rPr>
               <w:t xml:space="preserve"> the sides of the shape.</w:t>
@@ -386,6 +391,7 @@
           </w:tcPr>
           <w:p>
             <w:pPr>
+              <w:pStyle w:val="Heading1"/>
               <w:spacing w:before="0" w:after="0" w:line="240" w:lineRule="auto"/>
               <w:jc w:val="center"/>
             </w:pPr>
@@ -415,7 +421,7 @@
                 <w:rFonts w:ascii="Avenir Next" w:hAnsi="Avenir Next" w:cs="Avenir Next" w:eastAsia="Avenir Next"/>
                 <w:b/>
                 <w:color w:val="1A1A1A"/>
-                <w:sz w:val="21"/>
+                <w:sz w:val="22"/>
                 <w:szCs w:val="21"/>
               </w:rPr>
               <w:t xml:space="preserve">Match</w:t>
@@ -424,7 +430,7 @@
               <w:rPr>
                 <w:rFonts w:ascii="Avenir Next" w:hAnsi="Avenir Next" w:cs="Avenir Next" w:eastAsia="Avenir Next"/>
                 <w:color w:val="1A1A1A"/>
-                <w:sz w:val="21"/>
+                <w:sz w:val="22"/>
                 <w:szCs w:val="21"/>
               </w:rPr>
               <w:t xml:space="preserve">: 3 triangle, 4 quadrilateral, 5 pentagon, 6 hexagon, 8 octagon.</w:t>
@@ -443,6 +449,7 @@
           </w:tcPr>
           <w:p>
             <w:pPr>
+              <w:pStyle w:val="Heading1"/>
               <w:spacing w:before="0" w:after="0" w:line="240" w:lineRule="auto"/>
               <w:jc w:val="center"/>
             </w:pPr>
@@ -472,7 +479,7 @@
                 <w:rFonts w:ascii="Avenir Next" w:hAnsi="Avenir Next" w:cs="Avenir Next" w:eastAsia="Avenir Next"/>
                 <w:b/>
                 <w:color w:val="1A1A1A"/>
-                <w:sz w:val="21"/>
+                <w:sz w:val="22"/>
                 <w:szCs w:val="21"/>
               </w:rPr>
               <w:t xml:space="preserve">Write</w:t>
@@ -481,7 +488,7 @@
               <w:rPr>
                 <w:rFonts w:ascii="Avenir Next" w:hAnsi="Avenir Next" w:cs="Avenir Next" w:eastAsia="Avenir Next"/>
                 <w:color w:val="1A1A1A"/>
-                <w:sz w:val="21"/>
+                <w:sz w:val="22"/>
                 <w:szCs w:val="21"/>
               </w:rPr>
               <w:t xml:space="preserve"> the name of the shape.</w:t>
@@ -492,6 +499,7 @@
     </w:tbl>
     <w:p>
       <w:pPr>
+        <w:pStyle w:val="Heading2"/>
         <w:keepNext/>
         <w:pBdr>
           <w:bottom w:val="single" w:sz="8" w:space="3" w:color="003A70"/>
@@ -507,7 +515,7 @@
           <w:b/>
           <w:color w:val="003A70"/>
           <w:spacing w:val="14"/>
-          <w:sz w:val="19"/>
+          <w:sz w:val="22"/>
           <w:szCs w:val="19"/>
         </w:rPr>
         <w:t xml:space="preserve">WATCH ME</w:t>
@@ -526,7 +534,7 @@
           <w:rFonts w:ascii="Avenir Next" w:hAnsi="Avenir Next" w:cs="Avenir Next" w:eastAsia="Avenir Next"/>
           <w:i/>
           <w:color w:val="5A5F66"/>
-          <w:sz w:val="17"/>
+          <w:sz w:val="22"/>
           <w:szCs w:val="17"/>
         </w:rPr>
         <w:t xml:space="preserve">the steps in action</w:t>
@@ -575,7 +583,7 @@
                 <w:rFonts w:ascii="Avenir Next" w:hAnsi="Avenir Next" w:cs="Avenir Next" w:eastAsia="Avenir Next"/>
                 <w:b/>
                 <w:color w:val="1A1A1A"/>
-                <w:sz w:val="21"/>
+                <w:sz w:val="22"/>
                 <w:szCs w:val="21"/>
               </w:rPr>
               <w:t xml:space="preserve">Name this shape.</w:t>
@@ -594,25 +602,25 @@
                 <w:rFonts w:ascii="Avenir Next" w:hAnsi="Avenir Next" w:cs="Avenir Next" w:eastAsia="Avenir Next"/>
                 <w:b/>
                 <w:color w:val="003A70"/>
+                <w:sz w:val="22"/>
+                <w:szCs w:val="19"/>
+              </w:rPr>
+              <w:t xml:space="preserve">Step 1</w:t>
+            </w:r>
+            <w:r>
+              <w:rPr>
+                <w:rFonts w:ascii="Avenir Next" w:hAnsi="Avenir Next" w:cs="Avenir Next" w:eastAsia="Avenir Next"/>
+                <w:color w:val="1A1A1A"/>
                 <w:sz w:val="19"/>
                 <w:szCs w:val="19"/>
               </w:rPr>
-              <w:t xml:space="preserve">Step 1</w:t>
-            </w:r>
-            <w:r>
-              <w:rPr>
-                <w:rFonts w:ascii="Avenir Next" w:hAnsi="Avenir Next" w:cs="Avenir Next" w:eastAsia="Avenir Next"/>
-                <w:color w:val="1A1A1A"/>
-                <w:sz w:val="19"/>
-                <w:szCs w:val="19"/>
-              </w:rPr>
               <w:tab/>
             </w:r>
             <w:r>
               <w:rPr>
                 <w:rFonts w:ascii="Avenir Next" w:hAnsi="Avenir Next" w:cs="Avenir Next" w:eastAsia="Avenir Next"/>
                 <w:color w:val="1A1A1A"/>
-                <w:sz w:val="21"/>
+                <w:sz w:val="22"/>
                 <w:szCs w:val="21"/>
               </w:rPr>
               <w:t xml:space="preserve">Count: 5 sides.</w:t>
@@ -631,25 +639,25 @@
                 <w:rFonts w:ascii="Avenir Next" w:hAnsi="Avenir Next" w:cs="Avenir Next" w:eastAsia="Avenir Next"/>
                 <w:b/>
                 <w:color w:val="003A70"/>
+                <w:sz w:val="22"/>
+                <w:szCs w:val="19"/>
+              </w:rPr>
+              <w:t xml:space="preserve">Step 2</w:t>
+            </w:r>
+            <w:r>
+              <w:rPr>
+                <w:rFonts w:ascii="Avenir Next" w:hAnsi="Avenir Next" w:cs="Avenir Next" w:eastAsia="Avenir Next"/>
+                <w:color w:val="1A1A1A"/>
                 <w:sz w:val="19"/>
                 <w:szCs w:val="19"/>
               </w:rPr>
-              <w:t xml:space="preserve">Step 2</w:t>
-            </w:r>
-            <w:r>
-              <w:rPr>
-                <w:rFonts w:ascii="Avenir Next" w:hAnsi="Avenir Next" w:cs="Avenir Next" w:eastAsia="Avenir Next"/>
-                <w:color w:val="1A1A1A"/>
-                <w:sz w:val="19"/>
-                <w:szCs w:val="19"/>
-              </w:rPr>
               <w:tab/>
             </w:r>
             <w:r>
               <w:rPr>
                 <w:rFonts w:ascii="Avenir Next" w:hAnsi="Avenir Next" w:cs="Avenir Next" w:eastAsia="Avenir Next"/>
                 <w:color w:val="1A1A1A"/>
-                <w:sz w:val="21"/>
+                <w:sz w:val="22"/>
                 <w:szCs w:val="21"/>
               </w:rPr>
               <w:t xml:space="preserve">5 sides match pentagon.</w:t>
@@ -668,25 +676,25 @@
                 <w:rFonts w:ascii="Avenir Next" w:hAnsi="Avenir Next" w:cs="Avenir Next" w:eastAsia="Avenir Next"/>
                 <w:b/>
                 <w:color w:val="003A70"/>
+                <w:sz w:val="22"/>
+                <w:szCs w:val="19"/>
+              </w:rPr>
+              <w:t xml:space="preserve">Step 3</w:t>
+            </w:r>
+            <w:r>
+              <w:rPr>
+                <w:rFonts w:ascii="Avenir Next" w:hAnsi="Avenir Next" w:cs="Avenir Next" w:eastAsia="Avenir Next"/>
+                <w:color w:val="1A1A1A"/>
                 <w:sz w:val="19"/>
                 <w:szCs w:val="19"/>
               </w:rPr>
-              <w:t xml:space="preserve">Step 3</w:t>
-            </w:r>
-            <w:r>
-              <w:rPr>
-                <w:rFonts w:ascii="Avenir Next" w:hAnsi="Avenir Next" w:cs="Avenir Next" w:eastAsia="Avenir Next"/>
-                <w:color w:val="1A1A1A"/>
-                <w:sz w:val="19"/>
-                <w:szCs w:val="19"/>
-              </w:rPr>
               <w:tab/>
             </w:r>
             <w:r>
               <w:rPr>
                 <w:rFonts w:ascii="Avenir Next" w:hAnsi="Avenir Next" w:cs="Avenir Next" w:eastAsia="Avenir Next"/>
                 <w:color w:val="1A1A1A"/>
-                <w:sz w:val="21"/>
+                <w:sz w:val="22"/>
                 <w:szCs w:val="21"/>
               </w:rPr>
               <w:t xml:space="preserve">It is a pentagon.</w:t>
@@ -705,18 +713,18 @@
                 <w:rFonts w:ascii="Avenir Next" w:hAnsi="Avenir Next" w:cs="Avenir Next" w:eastAsia="Avenir Next"/>
                 <w:b/>
                 <w:color w:val="1A1A1A"/>
+                <w:sz w:val="22"/>
+                <w:szCs w:val="21"/>
+              </w:rPr>
+              <w:t xml:space="preserve">Answer</w:t>
+            </w:r>
+            <w:r>
+              <w:rPr>
+                <w:rFonts w:ascii="Avenir Next" w:hAnsi="Avenir Next" w:cs="Avenir Next" w:eastAsia="Avenir Next"/>
+                <w:color w:val="1A1A1A"/>
                 <w:sz w:val="21"/>
                 <w:szCs w:val="21"/>
               </w:rPr>
-              <w:t xml:space="preserve">Answer</w:t>
-            </w:r>
-            <w:r>
-              <w:rPr>
-                <w:rFonts w:ascii="Avenir Next" w:hAnsi="Avenir Next" w:cs="Avenir Next" w:eastAsia="Avenir Next"/>
-                <w:color w:val="1A1A1A"/>
-                <w:sz w:val="21"/>
-                <w:szCs w:val="21"/>
-              </w:rPr>
               <w:tab/>
             </w:r>
             <w:r>
@@ -724,7 +732,7 @@
                 <w:rFonts w:ascii="Avenir Next" w:hAnsi="Avenir Next" w:cs="Avenir Next" w:eastAsia="Avenir Next"/>
                 <w:b/>
                 <w:color w:val="1A1A1A"/>
-                <w:sz w:val="21"/>
+                <w:sz w:val="22"/>
                 <w:szCs w:val="21"/>
               </w:rPr>
               <w:t xml:space="preserve">pentagon</w:t>
@@ -745,7 +753,7 @@
               <w:drawing>
                 <wp:inline distT="0" distB="0" distL="0" distR="0">
                   <wp:extent cx="1188720" cy="1129284"/>
-                  <wp:docPr id="1" name="Figure 1"/>
+                  <wp:docPr id="1" name="Figure 1" descr="Regular. Dims: ."/>
                   <a:graphic xmlns:a="http://schemas.openxmlformats.org/drawingml/2006/main">
                     <a:graphicData uri="http://schemas.openxmlformats.org/drawingml/2006/picture">
                       <pic:pic xmlns:pic="http://schemas.openxmlformats.org/drawingml/2006/picture">
@@ -785,6 +793,7 @@
     </w:p>
     <w:p>
       <w:pPr>
+        <w:pStyle w:val="Heading2"/>
         <w:keepNext/>
         <w:pBdr>
           <w:bottom w:val="single" w:sz="8" w:space="3" w:color="003A70"/>
@@ -800,7 +809,7 @@
           <w:b/>
           <w:color w:val="003A70"/>
           <w:spacing w:val="14"/>
-          <w:sz w:val="19"/>
+          <w:sz w:val="22"/>
           <w:szCs w:val="19"/>
         </w:rPr>
         <w:t xml:space="preserve">TRY IT WITH HELP</w:t>
@@ -819,7 +828,7 @@
           <w:rFonts w:ascii="Avenir Next" w:hAnsi="Avenir Next" w:cs="Avenir Next" w:eastAsia="Avenir Next"/>
           <w:i/>
           <w:color w:val="5A5F66"/>
-          <w:sz w:val="17"/>
+          <w:sz w:val="22"/>
           <w:szCs w:val="17"/>
         </w:rPr>
         <w:t xml:space="preserve">fill in each step</w:t>
@@ -877,25 +886,25 @@
           <w:rFonts w:ascii="Avenir Next" w:hAnsi="Avenir Next" w:cs="Avenir Next" w:eastAsia="Avenir Next"/>
           <w:b/>
           <w:color w:val="003A70"/>
+          <w:sz w:val="22"/>
+          <w:szCs w:val="18"/>
+        </w:rPr>
+        <w:t xml:space="preserve">Step 1</w:t>
+      </w:r>
+      <w:r>
+        <w:rPr>
+          <w:rFonts w:ascii="Avenir Next" w:hAnsi="Avenir Next" w:cs="Avenir Next" w:eastAsia="Avenir Next"/>
+          <w:color w:val="1A1A1A"/>
           <w:sz w:val="18"/>
           <w:szCs w:val="18"/>
         </w:rPr>
-        <w:t xml:space="preserve">Step 1</w:t>
-      </w:r>
-      <w:r>
-        <w:rPr>
-          <w:rFonts w:ascii="Avenir Next" w:hAnsi="Avenir Next" w:cs="Avenir Next" w:eastAsia="Avenir Next"/>
-          <w:color w:val="1A1A1A"/>
-          <w:sz w:val="18"/>
-          <w:szCs w:val="18"/>
-        </w:rPr>
         <w:tab/>
       </w:r>
       <w:r>
         <w:rPr>
           <w:rFonts w:ascii="Avenir Next" w:hAnsi="Avenir Next" w:cs="Avenir Next" w:eastAsia="Avenir Next"/>
           <w:color w:val="1A1A1A"/>
-          <w:sz w:val="21"/>
+          <w:sz w:val="22"/>
           <w:szCs w:val="21"/>
         </w:rPr>
         <w:t xml:space="preserve">Sides: </w:t>
@@ -925,25 +934,25 @@
           <w:rFonts w:ascii="Avenir Next" w:hAnsi="Avenir Next" w:cs="Avenir Next" w:eastAsia="Avenir Next"/>
           <w:b/>
           <w:color w:val="003A70"/>
+          <w:sz w:val="22"/>
+          <w:szCs w:val="18"/>
+        </w:rPr>
+        <w:t xml:space="preserve">Step 2</w:t>
+      </w:r>
+      <w:r>
+        <w:rPr>
+          <w:rFonts w:ascii="Avenir Next" w:hAnsi="Avenir Next" w:cs="Avenir Next" w:eastAsia="Avenir Next"/>
+          <w:color w:val="1A1A1A"/>
           <w:sz w:val="18"/>
           <w:szCs w:val="18"/>
         </w:rPr>
-        <w:t xml:space="preserve">Step 2</w:t>
-      </w:r>
-      <w:r>
-        <w:rPr>
-          <w:rFonts w:ascii="Avenir Next" w:hAnsi="Avenir Next" w:cs="Avenir Next" w:eastAsia="Avenir Next"/>
-          <w:color w:val="1A1A1A"/>
-          <w:sz w:val="18"/>
-          <w:szCs w:val="18"/>
-        </w:rPr>
         <w:tab/>
       </w:r>
       <w:r>
         <w:rPr>
           <w:rFonts w:ascii="Avenir Next" w:hAnsi="Avenir Next" w:cs="Avenir Next" w:eastAsia="Avenir Next"/>
           <w:color w:val="1A1A1A"/>
-          <w:sz w:val="21"/>
+          <w:sz w:val="22"/>
           <w:szCs w:val="21"/>
         </w:rPr>
         <w:t xml:space="preserve">8 sides match </w:t>
@@ -973,25 +982,25 @@
           <w:rFonts w:ascii="Avenir Next" w:hAnsi="Avenir Next" w:cs="Avenir Next" w:eastAsia="Avenir Next"/>
           <w:b/>
           <w:color w:val="003A70"/>
+          <w:sz w:val="22"/>
+          <w:szCs w:val="18"/>
+        </w:rPr>
+        <w:t xml:space="preserve">Step 3</w:t>
+      </w:r>
+      <w:r>
+        <w:rPr>
+          <w:rFonts w:ascii="Avenir Next" w:hAnsi="Avenir Next" w:cs="Avenir Next" w:eastAsia="Avenir Next"/>
+          <w:color w:val="1A1A1A"/>
           <w:sz w:val="18"/>
           <w:szCs w:val="18"/>
         </w:rPr>
-        <w:t xml:space="preserve">Step 3</w:t>
-      </w:r>
-      <w:r>
-        <w:rPr>
-          <w:rFonts w:ascii="Avenir Next" w:hAnsi="Avenir Next" w:cs="Avenir Next" w:eastAsia="Avenir Next"/>
-          <w:color w:val="1A1A1A"/>
-          <w:sz w:val="18"/>
-          <w:szCs w:val="18"/>
-        </w:rPr>
         <w:tab/>
       </w:r>
       <w:r>
         <w:rPr>
           <w:rFonts w:ascii="Avenir Next" w:hAnsi="Avenir Next" w:cs="Avenir Next" w:eastAsia="Avenir Next"/>
           <w:color w:val="1A1A1A"/>
-          <w:sz w:val="21"/>
+          <w:sz w:val="22"/>
           <w:szCs w:val="21"/>
         </w:rPr>
         <w:t xml:space="preserve">It is an </w:t>
@@ -1010,7 +1019,7 @@
         <w:rPr>
           <w:rFonts w:ascii="Avenir Next" w:hAnsi="Avenir Next" w:cs="Avenir Next" w:eastAsia="Avenir Next"/>
           <w:color w:val="1A1A1A"/>
-          <w:sz w:val="21"/>
+          <w:sz w:val="22"/>
           <w:szCs w:val="21"/>
         </w:rPr>
         <w:t xml:space="preserve">.</w:t>
@@ -1073,25 +1082,25 @@
           <w:rFonts w:ascii="Avenir Next" w:hAnsi="Avenir Next" w:cs="Avenir Next" w:eastAsia="Avenir Next"/>
           <w:b/>
           <w:color w:val="003A70"/>
+          <w:sz w:val="22"/>
+          <w:szCs w:val="18"/>
+        </w:rPr>
+        <w:t xml:space="preserve">Step 1</w:t>
+      </w:r>
+      <w:r>
+        <w:rPr>
+          <w:rFonts w:ascii="Avenir Next" w:hAnsi="Avenir Next" w:cs="Avenir Next" w:eastAsia="Avenir Next"/>
+          <w:color w:val="1A1A1A"/>
           <w:sz w:val="18"/>
           <w:szCs w:val="18"/>
         </w:rPr>
-        <w:t xml:space="preserve">Step 1</w:t>
-      </w:r>
-      <w:r>
-        <w:rPr>
-          <w:rFonts w:ascii="Avenir Next" w:hAnsi="Avenir Next" w:cs="Avenir Next" w:eastAsia="Avenir Next"/>
-          <w:color w:val="1A1A1A"/>
-          <w:sz w:val="18"/>
-          <w:szCs w:val="18"/>
-        </w:rPr>
         <w:tab/>
       </w:r>
       <w:r>
         <w:rPr>
           <w:rFonts w:ascii="Avenir Next" w:hAnsi="Avenir Next" w:cs="Avenir Next" w:eastAsia="Avenir Next"/>
           <w:color w:val="1A1A1A"/>
-          <w:sz w:val="21"/>
+          <w:sz w:val="22"/>
           <w:szCs w:val="21"/>
         </w:rPr>
         <w:t xml:space="preserve">Sides: </w:t>
@@ -1121,25 +1130,25 @@
           <w:rFonts w:ascii="Avenir Next" w:hAnsi="Avenir Next" w:cs="Avenir Next" w:eastAsia="Avenir Next"/>
           <w:b/>
           <w:color w:val="003A70"/>
+          <w:sz w:val="22"/>
+          <w:szCs w:val="18"/>
+        </w:rPr>
+        <w:t xml:space="preserve">Step 2</w:t>
+      </w:r>
+      <w:r>
+        <w:rPr>
+          <w:rFonts w:ascii="Avenir Next" w:hAnsi="Avenir Next" w:cs="Avenir Next" w:eastAsia="Avenir Next"/>
+          <w:color w:val="1A1A1A"/>
           <w:sz w:val="18"/>
           <w:szCs w:val="18"/>
         </w:rPr>
-        <w:t xml:space="preserve">Step 2</w:t>
-      </w:r>
-      <w:r>
-        <w:rPr>
-          <w:rFonts w:ascii="Avenir Next" w:hAnsi="Avenir Next" w:cs="Avenir Next" w:eastAsia="Avenir Next"/>
-          <w:color w:val="1A1A1A"/>
-          <w:sz w:val="18"/>
-          <w:szCs w:val="18"/>
-        </w:rPr>
         <w:tab/>
       </w:r>
       <w:r>
         <w:rPr>
           <w:rFonts w:ascii="Avenir Next" w:hAnsi="Avenir Next" w:cs="Avenir Next" w:eastAsia="Avenir Next"/>
           <w:color w:val="1A1A1A"/>
-          <w:sz w:val="21"/>
+          <w:sz w:val="22"/>
           <w:szCs w:val="21"/>
         </w:rPr>
         <w:t xml:space="preserve">6 sides match </w:t>
@@ -1169,25 +1178,25 @@
           <w:rFonts w:ascii="Avenir Next" w:hAnsi="Avenir Next" w:cs="Avenir Next" w:eastAsia="Avenir Next"/>
           <w:b/>
           <w:color w:val="003A70"/>
+          <w:sz w:val="22"/>
+          <w:szCs w:val="18"/>
+        </w:rPr>
+        <w:t xml:space="preserve">Step 3</w:t>
+      </w:r>
+      <w:r>
+        <w:rPr>
+          <w:rFonts w:ascii="Avenir Next" w:hAnsi="Avenir Next" w:cs="Avenir Next" w:eastAsia="Avenir Next"/>
+          <w:color w:val="1A1A1A"/>
           <w:sz w:val="18"/>
           <w:szCs w:val="18"/>
         </w:rPr>
-        <w:t xml:space="preserve">Step 3</w:t>
-      </w:r>
-      <w:r>
-        <w:rPr>
-          <w:rFonts w:ascii="Avenir Next" w:hAnsi="Avenir Next" w:cs="Avenir Next" w:eastAsia="Avenir Next"/>
-          <w:color w:val="1A1A1A"/>
-          <w:sz w:val="18"/>
-          <w:szCs w:val="18"/>
-        </w:rPr>
         <w:tab/>
       </w:r>
       <w:r>
         <w:rPr>
           <w:rFonts w:ascii="Avenir Next" w:hAnsi="Avenir Next" w:cs="Avenir Next" w:eastAsia="Avenir Next"/>
           <w:color w:val="1A1A1A"/>
-          <w:sz w:val="21"/>
+          <w:sz w:val="22"/>
           <w:szCs w:val="21"/>
         </w:rPr>
         <w:t xml:space="preserve">It is a </w:t>
@@ -1206,7 +1215,7 @@
         <w:rPr>
           <w:rFonts w:ascii="Avenir Next" w:hAnsi="Avenir Next" w:cs="Avenir Next" w:eastAsia="Avenir Next"/>
           <w:color w:val="1A1A1A"/>
-          <w:sz w:val="21"/>
+          <w:sz w:val="22"/>
           <w:szCs w:val="21"/>
         </w:rPr>
         <w:t xml:space="preserve">.</w:t>
@@ -1219,6 +1228,7 @@
     </w:p>
     <w:p>
       <w:pPr>
+        <w:pStyle w:val="Heading2"/>
         <w:keepNext/>
         <w:pBdr>
           <w:bottom w:val="single" w:sz="8" w:space="3" w:color="003A70"/>
@@ -1234,7 +1244,7 @@
           <w:b/>
           <w:color w:val="003A70"/>
           <w:spacing w:val="14"/>
-          <w:sz w:val="19"/>
+          <w:sz w:val="22"/>
           <w:szCs w:val="19"/>
         </w:rPr>
         <w:t xml:space="preserve">YOUR TURN</w:t>
@@ -1253,7 +1263,7 @@
           <w:rFonts w:ascii="Avenir Next" w:hAnsi="Avenir Next" w:cs="Avenir Next" w:eastAsia="Avenir Next"/>
           <w:i/>
           <w:color w:val="5A5F66"/>
-          <w:sz w:val="17"/>
+          <w:sz w:val="22"/>
           <w:szCs w:val="17"/>
         </w:rPr>
         <w:t xml:space="preserve">use the steps on your own</w:t>
@@ -1773,7 +1783,7 @@
           <w:caps/>
           <w:color w:val="003A70"/>
           <w:spacing w:val="12"/>
-          <w:sz w:val="19"/>
+          <w:sz w:val="22"/>
           <w:szCs w:val="19"/>
         </w:rPr>
         <w:t xml:space="preserve">Lesson 5-6  ·  Session 2  ·  Prerequisite Practice A  ·  Skill 2 of 2</w:t>
@@ -1781,6 +1791,7 @@
     </w:p>
     <w:p>
       <w:pPr>
+        <w:pStyle w:val="Heading1"/>
         <w:keepNext/>
         <w:spacing w:before="0" w:after="10" w:line="240" w:lineRule="auto"/>
       </w:pPr>
@@ -1806,7 +1817,7 @@
         <w:rPr>
           <w:rFonts w:ascii="Avenir Next" w:hAnsi="Avenir Next" w:cs="Avenir Next" w:eastAsia="Avenir Next"/>
           <w:color w:val="5A5F66"/>
-          <w:sz w:val="17"/>
+          <w:sz w:val="22"/>
           <w:szCs w:val="17"/>
         </w:rPr>
         <w:t xml:space="preserve">Builds on Grade 4 · 4.MD.A.3</w:t>
@@ -1849,6 +1860,7 @@
           </w:tcPr>
           <w:p>
             <w:pPr>
+              <w:pStyle w:val="Heading2"/>
               <w:spacing w:before="0" w:after="0" w:line="252" w:lineRule="auto"/>
             </w:pPr>
             <w:r>
@@ -1878,7 +1890,7 @@
               <w:rPr>
                 <w:rFonts w:ascii="Avenir Next" w:hAnsi="Avenir Next" w:cs="Avenir Next" w:eastAsia="Avenir Next"/>
                 <w:color w:val="1A1A1A"/>
-                <w:sz w:val="20"/>
+                <w:sz w:val="22"/>
                 <w:szCs w:val="20"/>
               </w:rPr>
               <w:t xml:space="preserve">You will find the area of a cube face, like a 7 cm square.</w:t>
@@ -1898,6 +1910,7 @@
           </w:tcPr>
           <w:p>
             <w:pPr>
+              <w:pStyle w:val="Heading2"/>
               <w:spacing w:before="0" w:after="0" w:line="252" w:lineRule="auto"/>
             </w:pPr>
             <w:r>
@@ -1927,7 +1940,7 @@
               <w:rPr>
                 <w:rFonts w:ascii="Avenir Next" w:hAnsi="Avenir Next" w:cs="Avenir Next" w:eastAsia="Avenir Next"/>
                 <w:color w:val="1A1A1A"/>
-                <w:sz w:val="20"/>
+                <w:sz w:val="22"/>
                 <w:szCs w:val="20"/>
               </w:rPr>
               <w:t xml:space="preserve">Find a square’s area: side × side, like 13 × 13.  </w:t>
@@ -1937,7 +1950,7 @@
                 <w:rFonts w:ascii="Avenir Next" w:hAnsi="Avenir Next" w:cs="Avenir Next" w:eastAsia="Avenir Next"/>
                 <w:b/>
                 <w:color w:val="1A1A1A"/>
-                <w:sz w:val="20"/>
+                <w:sz w:val="22"/>
                 <w:szCs w:val="20"/>
               </w:rPr>
               <w:t xml:space="preserve">You will use it in Practice Form A, problems 2 and 5.</w:t>
@@ -1948,6 +1961,7 @@
     </w:tbl>
     <w:p>
       <w:pPr>
+        <w:pStyle w:val="Heading2"/>
         <w:keepNext/>
         <w:pBdr>
           <w:bottom w:val="single" w:sz="8" w:space="3" w:color="003A70"/>
@@ -1963,7 +1977,7 @@
           <w:b/>
           <w:color w:val="003A70"/>
           <w:spacing w:val="14"/>
-          <w:sz w:val="19"/>
+          <w:sz w:val="22"/>
           <w:szCs w:val="19"/>
         </w:rPr>
         <w:t xml:space="preserve">STEPS TO FOLLOW</w:t>
@@ -1982,7 +1996,7 @@
           <w:rFonts w:ascii="Avenir Next" w:hAnsi="Avenir Next" w:cs="Avenir Next" w:eastAsia="Avenir Next"/>
           <w:i/>
           <w:color w:val="5A5F66"/>
-          <w:sz w:val="17"/>
+          <w:sz w:val="22"/>
           <w:szCs w:val="17"/>
         </w:rPr>
         <w:t xml:space="preserve">use these same steps on every problem</w:t>
@@ -2024,6 +2038,7 @@
           </w:tcPr>
           <w:p>
             <w:pPr>
+              <w:pStyle w:val="Heading1"/>
               <w:spacing w:before="0" w:after="0" w:line="240" w:lineRule="auto"/>
               <w:jc w:val="center"/>
             </w:pPr>
@@ -2053,7 +2068,7 @@
                 <w:rFonts w:ascii="Avenir Next" w:hAnsi="Avenir Next" w:cs="Avenir Next" w:eastAsia="Avenir Next"/>
                 <w:b/>
                 <w:color w:val="1A1A1A"/>
-                <w:sz w:val="21"/>
+                <w:sz w:val="22"/>
                 <w:szCs w:val="21"/>
               </w:rPr>
               <w:t xml:space="preserve">Find</w:t>
@@ -2062,7 +2077,7 @@
               <w:rPr>
                 <w:rFonts w:ascii="Avenir Next" w:hAnsi="Avenir Next" w:cs="Avenir Next" w:eastAsia="Avenir Next"/>
                 <w:color w:val="1A1A1A"/>
-                <w:sz w:val="21"/>
+                <w:sz w:val="22"/>
                 <w:szCs w:val="21"/>
               </w:rPr>
               <w:t xml:space="preserve"> the side length.</w:t>
@@ -2081,6 +2096,7 @@
           </w:tcPr>
           <w:p>
             <w:pPr>
+              <w:pStyle w:val="Heading1"/>
               <w:spacing w:before="0" w:after="0" w:line="240" w:lineRule="auto"/>
               <w:jc w:val="center"/>
             </w:pPr>
@@ -2110,7 +2126,7 @@
                 <w:rFonts w:ascii="Avenir Next" w:hAnsi="Avenir Next" w:cs="Avenir Next" w:eastAsia="Avenir Next"/>
                 <w:b/>
                 <w:color w:val="1A1A1A"/>
-                <w:sz w:val="21"/>
+                <w:sz w:val="22"/>
                 <w:szCs w:val="21"/>
               </w:rPr>
               <w:t xml:space="preserve">Multiply</w:t>
@@ -2119,7 +2135,7 @@
               <w:rPr>
                 <w:rFonts w:ascii="Avenir Next" w:hAnsi="Avenir Next" w:cs="Avenir Next" w:eastAsia="Avenir Next"/>
                 <w:color w:val="1A1A1A"/>
-                <w:sz w:val="21"/>
+                <w:sz w:val="22"/>
                 <w:szCs w:val="21"/>
               </w:rPr>
               <w:t xml:space="preserve"> the side by itself: s × s.</w:t>
@@ -2138,6 +2154,7 @@
           </w:tcPr>
           <w:p>
             <w:pPr>
+              <w:pStyle w:val="Heading1"/>
               <w:spacing w:before="0" w:after="0" w:line="240" w:lineRule="auto"/>
               <w:jc w:val="center"/>
             </w:pPr>
@@ -2167,7 +2184,7 @@
                 <w:rFonts w:ascii="Avenir Next" w:hAnsi="Avenir Next" w:cs="Avenir Next" w:eastAsia="Avenir Next"/>
                 <w:b/>
                 <w:color w:val="1A1A1A"/>
-                <w:sz w:val="21"/>
+                <w:sz w:val="22"/>
                 <w:szCs w:val="21"/>
               </w:rPr>
               <w:t xml:space="preserve">Write</w:t>
@@ -2176,7 +2193,7 @@
               <w:rPr>
                 <w:rFonts w:ascii="Avenir Next" w:hAnsi="Avenir Next" w:cs="Avenir Next" w:eastAsia="Avenir Next"/>
                 <w:color w:val="1A1A1A"/>
-                <w:sz w:val="21"/>
+                <w:sz w:val="22"/>
                 <w:szCs w:val="21"/>
               </w:rPr>
               <w:t xml:space="preserve"> square units, like cm².</w:t>
@@ -2187,6 +2204,7 @@
     </w:tbl>
     <w:p>
       <w:pPr>
+        <w:pStyle w:val="Heading2"/>
         <w:keepNext/>
         <w:pBdr>
           <w:bottom w:val="single" w:sz="8" w:space="3" w:color="003A70"/>
@@ -2202,7 +2220,7 @@
           <w:b/>
           <w:color w:val="003A70"/>
           <w:spacing w:val="14"/>
-          <w:sz w:val="19"/>
+          <w:sz w:val="22"/>
           <w:szCs w:val="19"/>
         </w:rPr>
         <w:t xml:space="preserve">WATCH ME</w:t>
@@ -2221,7 +2239,7 @@
           <w:rFonts w:ascii="Avenir Next" w:hAnsi="Avenir Next" w:cs="Avenir Next" w:eastAsia="Avenir Next"/>
           <w:i/>
           <w:color w:val="5A5F66"/>
-          <w:sz w:val="17"/>
+          <w:sz w:val="22"/>
           <w:szCs w:val="17"/>
         </w:rPr>
         <w:t xml:space="preserve">the steps in action</w:t>
@@ -2236,7 +2254,7 @@
           <w:rFonts w:ascii="Avenir Next" w:hAnsi="Avenir Next" w:cs="Avenir Next" w:eastAsia="Avenir Next"/>
           <w:b/>
           <w:color w:val="1A1A1A"/>
-          <w:sz w:val="21"/>
+          <w:sz w:val="22"/>
           <w:szCs w:val="21"/>
         </w:rPr>
         <w:t xml:space="preserve">A square face has sides of 13 in. Find its area.</w:t>
@@ -2255,25 +2273,25 @@
           <w:rFonts w:ascii="Avenir Next" w:hAnsi="Avenir Next" w:cs="Avenir Next" w:eastAsia="Avenir Next"/>
           <w:b/>
           <w:color w:val="003A70"/>
+          <w:sz w:val="22"/>
+          <w:szCs w:val="19"/>
+        </w:rPr>
+        <w:t xml:space="preserve">Step 1</w:t>
+      </w:r>
+      <w:r>
+        <w:rPr>
+          <w:rFonts w:ascii="Avenir Next" w:hAnsi="Avenir Next" w:cs="Avenir Next" w:eastAsia="Avenir Next"/>
+          <w:color w:val="1A1A1A"/>
           <w:sz w:val="19"/>
           <w:szCs w:val="19"/>
         </w:rPr>
-        <w:t xml:space="preserve">Step 1</w:t>
-      </w:r>
-      <w:r>
-        <w:rPr>
-          <w:rFonts w:ascii="Avenir Next" w:hAnsi="Avenir Next" w:cs="Avenir Next" w:eastAsia="Avenir Next"/>
-          <w:color w:val="1A1A1A"/>
-          <w:sz w:val="19"/>
-          <w:szCs w:val="19"/>
-        </w:rPr>
         <w:tab/>
       </w:r>
       <w:r>
         <w:rPr>
           <w:rFonts w:ascii="Avenir Next" w:hAnsi="Avenir Next" w:cs="Avenir Next" w:eastAsia="Avenir Next"/>
           <w:color w:val="1A1A1A"/>
-          <w:sz w:val="21"/>
+          <w:sz w:val="22"/>
           <w:szCs w:val="21"/>
         </w:rPr>
         <w:t xml:space="preserve">Side: 13 in.</w:t>
@@ -2292,25 +2310,25 @@
           <w:rFonts w:ascii="Avenir Next" w:hAnsi="Avenir Next" w:cs="Avenir Next" w:eastAsia="Avenir Next"/>
           <w:b/>
           <w:color w:val="003A70"/>
+          <w:sz w:val="22"/>
+          <w:szCs w:val="19"/>
+        </w:rPr>
+        <w:t xml:space="preserve">Step 2</w:t>
+      </w:r>
+      <w:r>
+        <w:rPr>
+          <w:rFonts w:ascii="Avenir Next" w:hAnsi="Avenir Next" w:cs="Avenir Next" w:eastAsia="Avenir Next"/>
+          <w:color w:val="1A1A1A"/>
           <w:sz w:val="19"/>
           <w:szCs w:val="19"/>
         </w:rPr>
-        <w:t xml:space="preserve">Step 2</w:t>
-      </w:r>
-      <w:r>
-        <w:rPr>
-          <w:rFonts w:ascii="Avenir Next" w:hAnsi="Avenir Next" w:cs="Avenir Next" w:eastAsia="Avenir Next"/>
-          <w:color w:val="1A1A1A"/>
-          <w:sz w:val="19"/>
-          <w:szCs w:val="19"/>
-        </w:rPr>
         <w:tab/>
       </w:r>
       <w:r>
         <w:rPr>
           <w:rFonts w:ascii="Avenir Next" w:hAnsi="Avenir Next" w:cs="Avenir Next" w:eastAsia="Avenir Next"/>
           <w:color w:val="1A1A1A"/>
-          <w:sz w:val="21"/>
+          <w:sz w:val="22"/>
           <w:szCs w:val="21"/>
         </w:rPr>
         <w:t xml:space="preserve">13 × 13 = 130 + 39 = 169.</w:t>
@@ -2329,25 +2347,25 @@
           <w:rFonts w:ascii="Avenir Next" w:hAnsi="Avenir Next" w:cs="Avenir Next" w:eastAsia="Avenir Next"/>
           <w:b/>
           <w:color w:val="003A70"/>
+          <w:sz w:val="22"/>
+          <w:szCs w:val="19"/>
+        </w:rPr>
+        <w:t xml:space="preserve">Step 3</w:t>
+      </w:r>
+      <w:r>
+        <w:rPr>
+          <w:rFonts w:ascii="Avenir Next" w:hAnsi="Avenir Next" w:cs="Avenir Next" w:eastAsia="Avenir Next"/>
+          <w:color w:val="1A1A1A"/>
           <w:sz w:val="19"/>
           <w:szCs w:val="19"/>
         </w:rPr>
-        <w:t xml:space="preserve">Step 3</w:t>
-      </w:r>
-      <w:r>
-        <w:rPr>
-          <w:rFonts w:ascii="Avenir Next" w:hAnsi="Avenir Next" w:cs="Avenir Next" w:eastAsia="Avenir Next"/>
-          <w:color w:val="1A1A1A"/>
-          <w:sz w:val="19"/>
-          <w:szCs w:val="19"/>
-        </w:rPr>
         <w:tab/>
       </w:r>
       <w:r>
         <w:rPr>
           <w:rFonts w:ascii="Avenir Next" w:hAnsi="Avenir Next" w:cs="Avenir Next" w:eastAsia="Avenir Next"/>
           <w:color w:val="1A1A1A"/>
-          <w:sz w:val="21"/>
+          <w:sz w:val="22"/>
           <w:szCs w:val="21"/>
         </w:rPr>
         <w:t xml:space="preserve">Unit: in².</w:t>
@@ -2366,33 +2384,34 @@
           <w:rFonts w:ascii="Avenir Next" w:hAnsi="Avenir Next" w:cs="Avenir Next" w:eastAsia="Avenir Next"/>
           <w:b/>
           <w:color w:val="1A1A1A"/>
+          <w:sz w:val="22"/>
+          <w:szCs w:val="21"/>
+        </w:rPr>
+        <w:t xml:space="preserve">Answer</w:t>
+      </w:r>
+      <w:r>
+        <w:rPr>
+          <w:rFonts w:ascii="Avenir Next" w:hAnsi="Avenir Next" w:cs="Avenir Next" w:eastAsia="Avenir Next"/>
+          <w:color w:val="1A1A1A"/>
           <w:sz w:val="21"/>
           <w:szCs w:val="21"/>
         </w:rPr>
-        <w:t xml:space="preserve">Answer</w:t>
-      </w:r>
-      <w:r>
-        <w:rPr>
-          <w:rFonts w:ascii="Avenir Next" w:hAnsi="Avenir Next" w:cs="Avenir Next" w:eastAsia="Avenir Next"/>
-          <w:color w:val="1A1A1A"/>
-          <w:sz w:val="21"/>
+        <w:tab/>
+      </w:r>
+      <w:r>
+        <w:rPr>
+          <w:rFonts w:ascii="Avenir Next" w:hAnsi="Avenir Next" w:cs="Avenir Next" w:eastAsia="Avenir Next"/>
+          <w:b/>
+          <w:color w:val="1A1A1A"/>
+          <w:sz w:val="22"/>
           <w:szCs w:val="21"/>
         </w:rPr>
-        <w:tab/>
-      </w:r>
-      <w:r>
-        <w:rPr>
-          <w:rFonts w:ascii="Avenir Next" w:hAnsi="Avenir Next" w:cs="Avenir Next" w:eastAsia="Avenir Next"/>
-          <w:b/>
-          <w:color w:val="1A1A1A"/>
-          <w:sz w:val="21"/>
-          <w:szCs w:val="21"/>
-        </w:rPr>
         <w:t xml:space="preserve">169 in²</w:t>
       </w:r>
     </w:p>
     <w:p>
       <w:pPr>
+        <w:pStyle w:val="Heading2"/>
         <w:keepNext/>
         <w:pBdr>
           <w:bottom w:val="single" w:sz="8" w:space="3" w:color="003A70"/>
@@ -2408,7 +2427,7 @@
           <w:b/>
           <w:color w:val="003A70"/>
           <w:spacing w:val="14"/>
-          <w:sz w:val="19"/>
+          <w:sz w:val="22"/>
           <w:szCs w:val="19"/>
         </w:rPr>
         <w:t xml:space="preserve">TRY IT WITH HELP</w:t>
@@ -2427,7 +2446,7 @@
           <w:rFonts w:ascii="Avenir Next" w:hAnsi="Avenir Next" w:cs="Avenir Next" w:eastAsia="Avenir Next"/>
           <w:i/>
           <w:color w:val="5A5F66"/>
-          <w:sz w:val="17"/>
+          <w:sz w:val="22"/>
           <w:szCs w:val="17"/>
         </w:rPr>
         <w:t xml:space="preserve">fill in each step</w:t>
@@ -2485,25 +2504,25 @@
           <w:rFonts w:ascii="Avenir Next" w:hAnsi="Avenir Next" w:cs="Avenir Next" w:eastAsia="Avenir Next"/>
           <w:b/>
           <w:color w:val="003A70"/>
+          <w:sz w:val="22"/>
+          <w:szCs w:val="18"/>
+        </w:rPr>
+        <w:t xml:space="preserve">Step 1</w:t>
+      </w:r>
+      <w:r>
+        <w:rPr>
+          <w:rFonts w:ascii="Avenir Next" w:hAnsi="Avenir Next" w:cs="Avenir Next" w:eastAsia="Avenir Next"/>
+          <w:color w:val="1A1A1A"/>
           <w:sz w:val="18"/>
           <w:szCs w:val="18"/>
         </w:rPr>
-        <w:t xml:space="preserve">Step 1</w:t>
-      </w:r>
-      <w:r>
-        <w:rPr>
-          <w:rFonts w:ascii="Avenir Next" w:hAnsi="Avenir Next" w:cs="Avenir Next" w:eastAsia="Avenir Next"/>
-          <w:color w:val="1A1A1A"/>
-          <w:sz w:val="18"/>
-          <w:szCs w:val="18"/>
-        </w:rPr>
         <w:tab/>
       </w:r>
       <w:r>
         <w:rPr>
           <w:rFonts w:ascii="Avenir Next" w:hAnsi="Avenir Next" w:cs="Avenir Next" w:eastAsia="Avenir Next"/>
           <w:color w:val="1A1A1A"/>
-          <w:sz w:val="21"/>
+          <w:sz w:val="22"/>
           <w:szCs w:val="21"/>
         </w:rPr>
         <w:t xml:space="preserve">Side: </w:t>
@@ -2522,7 +2541,7 @@
         <w:rPr>
           <w:rFonts w:ascii="Avenir Next" w:hAnsi="Avenir Next" w:cs="Avenir Next" w:eastAsia="Avenir Next"/>
           <w:color w:val="1A1A1A"/>
-          <w:sz w:val="21"/>
+          <w:sz w:val="22"/>
           <w:szCs w:val="21"/>
         </w:rPr>
         <w:t xml:space="preserve"> ft</w:t>
@@ -2542,25 +2561,25 @@
           <w:rFonts w:ascii="Avenir Next" w:hAnsi="Avenir Next" w:cs="Avenir Next" w:eastAsia="Avenir Next"/>
           <w:b/>
           <w:color w:val="003A70"/>
+          <w:sz w:val="22"/>
+          <w:szCs w:val="18"/>
+        </w:rPr>
+        <w:t xml:space="preserve">Step 2</w:t>
+      </w:r>
+      <w:r>
+        <w:rPr>
+          <w:rFonts w:ascii="Avenir Next" w:hAnsi="Avenir Next" w:cs="Avenir Next" w:eastAsia="Avenir Next"/>
+          <w:color w:val="1A1A1A"/>
           <w:sz w:val="18"/>
           <w:szCs w:val="18"/>
         </w:rPr>
-        <w:t xml:space="preserve">Step 2</w:t>
-      </w:r>
-      <w:r>
-        <w:rPr>
-          <w:rFonts w:ascii="Avenir Next" w:hAnsi="Avenir Next" w:cs="Avenir Next" w:eastAsia="Avenir Next"/>
-          <w:color w:val="1A1A1A"/>
-          <w:sz w:val="18"/>
-          <w:szCs w:val="18"/>
-        </w:rPr>
         <w:tab/>
       </w:r>
       <w:r>
         <w:rPr>
           <w:rFonts w:ascii="Avenir Next" w:hAnsi="Avenir Next" w:cs="Avenir Next" w:eastAsia="Avenir Next"/>
           <w:color w:val="1A1A1A"/>
-          <w:sz w:val="21"/>
+          <w:sz w:val="22"/>
           <w:szCs w:val="21"/>
         </w:rPr>
         <w:t xml:space="preserve">9 × 9 = </w:t>
@@ -2590,25 +2609,25 @@
           <w:rFonts w:ascii="Avenir Next" w:hAnsi="Avenir Next" w:cs="Avenir Next" w:eastAsia="Avenir Next"/>
           <w:b/>
           <w:color w:val="003A70"/>
+          <w:sz w:val="22"/>
+          <w:szCs w:val="18"/>
+        </w:rPr>
+        <w:t xml:space="preserve">Step 3</w:t>
+      </w:r>
+      <w:r>
+        <w:rPr>
+          <w:rFonts w:ascii="Avenir Next" w:hAnsi="Avenir Next" w:cs="Avenir Next" w:eastAsia="Avenir Next"/>
+          <w:color w:val="1A1A1A"/>
           <w:sz w:val="18"/>
           <w:szCs w:val="18"/>
         </w:rPr>
-        <w:t xml:space="preserve">Step 3</w:t>
-      </w:r>
-      <w:r>
-        <w:rPr>
-          <w:rFonts w:ascii="Avenir Next" w:hAnsi="Avenir Next" w:cs="Avenir Next" w:eastAsia="Avenir Next"/>
-          <w:color w:val="1A1A1A"/>
-          <w:sz w:val="18"/>
-          <w:szCs w:val="18"/>
-        </w:rPr>
         <w:tab/>
       </w:r>
       <w:r>
         <w:rPr>
           <w:rFonts w:ascii="Avenir Next" w:hAnsi="Avenir Next" w:cs="Avenir Next" w:eastAsia="Avenir Next"/>
           <w:color w:val="1A1A1A"/>
-          <w:sz w:val="21"/>
+          <w:sz w:val="22"/>
           <w:szCs w:val="21"/>
         </w:rPr>
         <w:t xml:space="preserve">Unit: </w:t>
@@ -2681,25 +2700,25 @@
           <w:rFonts w:ascii="Avenir Next" w:hAnsi="Avenir Next" w:cs="Avenir Next" w:eastAsia="Avenir Next"/>
           <w:b/>
           <w:color w:val="003A70"/>
+          <w:sz w:val="22"/>
+          <w:szCs w:val="18"/>
+        </w:rPr>
+        <w:t xml:space="preserve">Step 1</w:t>
+      </w:r>
+      <w:r>
+        <w:rPr>
+          <w:rFonts w:ascii="Avenir Next" w:hAnsi="Avenir Next" w:cs="Avenir Next" w:eastAsia="Avenir Next"/>
+          <w:color w:val="1A1A1A"/>
           <w:sz w:val="18"/>
           <w:szCs w:val="18"/>
         </w:rPr>
-        <w:t xml:space="preserve">Step 1</w:t>
-      </w:r>
-      <w:r>
-        <w:rPr>
-          <w:rFonts w:ascii="Avenir Next" w:hAnsi="Avenir Next" w:cs="Avenir Next" w:eastAsia="Avenir Next"/>
-          <w:color w:val="1A1A1A"/>
-          <w:sz w:val="18"/>
-          <w:szCs w:val="18"/>
-        </w:rPr>
         <w:tab/>
       </w:r>
       <w:r>
         <w:rPr>
           <w:rFonts w:ascii="Avenir Next" w:hAnsi="Avenir Next" w:cs="Avenir Next" w:eastAsia="Avenir Next"/>
           <w:color w:val="1A1A1A"/>
-          <w:sz w:val="21"/>
+          <w:sz w:val="22"/>
           <w:szCs w:val="21"/>
         </w:rPr>
         <w:t xml:space="preserve">Side: </w:t>
@@ -2718,7 +2737,7 @@
         <w:rPr>
           <w:rFonts w:ascii="Avenir Next" w:hAnsi="Avenir Next" w:cs="Avenir Next" w:eastAsia="Avenir Next"/>
           <w:color w:val="1A1A1A"/>
-          <w:sz w:val="21"/>
+          <w:sz w:val="22"/>
           <w:szCs w:val="21"/>
         </w:rPr>
         <w:t xml:space="preserve"> cm</w:t>
@@ -2738,25 +2757,25 @@
           <w:rFonts w:ascii="Avenir Next" w:hAnsi="Avenir Next" w:cs="Avenir Next" w:eastAsia="Avenir Next"/>
           <w:b/>
           <w:color w:val="003A70"/>
+          <w:sz w:val="22"/>
+          <w:szCs w:val="18"/>
+        </w:rPr>
+        <w:t xml:space="preserve">Step 2</w:t>
+      </w:r>
+      <w:r>
+        <w:rPr>
+          <w:rFonts w:ascii="Avenir Next" w:hAnsi="Avenir Next" w:cs="Avenir Next" w:eastAsia="Avenir Next"/>
+          <w:color w:val="1A1A1A"/>
           <w:sz w:val="18"/>
           <w:szCs w:val="18"/>
         </w:rPr>
-        <w:t xml:space="preserve">Step 2</w:t>
-      </w:r>
-      <w:r>
-        <w:rPr>
-          <w:rFonts w:ascii="Avenir Next" w:hAnsi="Avenir Next" w:cs="Avenir Next" w:eastAsia="Avenir Next"/>
-          <w:color w:val="1A1A1A"/>
-          <w:sz w:val="18"/>
-          <w:szCs w:val="18"/>
-        </w:rPr>
         <w:tab/>
       </w:r>
       <w:r>
         <w:rPr>
           <w:rFonts w:ascii="Avenir Next" w:hAnsi="Avenir Next" w:cs="Avenir Next" w:eastAsia="Avenir Next"/>
           <w:color w:val="1A1A1A"/>
-          <w:sz w:val="21"/>
+          <w:sz w:val="22"/>
           <w:szCs w:val="21"/>
         </w:rPr>
         <w:t xml:space="preserve">12 × 12 = </w:t>
@@ -2786,25 +2805,25 @@
           <w:rFonts w:ascii="Avenir Next" w:hAnsi="Avenir Next" w:cs="Avenir Next" w:eastAsia="Avenir Next"/>
           <w:b/>
           <w:color w:val="003A70"/>
+          <w:sz w:val="22"/>
+          <w:szCs w:val="18"/>
+        </w:rPr>
+        <w:t xml:space="preserve">Step 3</w:t>
+      </w:r>
+      <w:r>
+        <w:rPr>
+          <w:rFonts w:ascii="Avenir Next" w:hAnsi="Avenir Next" w:cs="Avenir Next" w:eastAsia="Avenir Next"/>
+          <w:color w:val="1A1A1A"/>
           <w:sz w:val="18"/>
           <w:szCs w:val="18"/>
         </w:rPr>
-        <w:t xml:space="preserve">Step 3</w:t>
-      </w:r>
-      <w:r>
-        <w:rPr>
-          <w:rFonts w:ascii="Avenir Next" w:hAnsi="Avenir Next" w:cs="Avenir Next" w:eastAsia="Avenir Next"/>
-          <w:color w:val="1A1A1A"/>
-          <w:sz w:val="18"/>
-          <w:szCs w:val="18"/>
-        </w:rPr>
         <w:tab/>
       </w:r>
       <w:r>
         <w:rPr>
           <w:rFonts w:ascii="Avenir Next" w:hAnsi="Avenir Next" w:cs="Avenir Next" w:eastAsia="Avenir Next"/>
           <w:color w:val="1A1A1A"/>
-          <w:sz w:val="21"/>
+          <w:sz w:val="22"/>
           <w:szCs w:val="21"/>
         </w:rPr>
         <w:t xml:space="preserve">Unit: </w:t>
@@ -2827,6 +2846,7 @@
     </w:p>
     <w:p>
       <w:pPr>
+        <w:pStyle w:val="Heading2"/>
         <w:keepNext/>
         <w:pBdr>
           <w:bottom w:val="single" w:sz="8" w:space="3" w:color="003A70"/>
@@ -2842,7 +2862,7 @@
           <w:b/>
           <w:color w:val="003A70"/>
           <w:spacing w:val="14"/>
-          <w:sz w:val="19"/>
+          <w:sz w:val="22"/>
           <w:szCs w:val="19"/>
         </w:rPr>
         <w:t xml:space="preserve">YOUR TURN</w:t>
@@ -2861,7 +2881,7 @@
           <w:rFonts w:ascii="Avenir Next" w:hAnsi="Avenir Next" w:cs="Avenir Next" w:eastAsia="Avenir Next"/>
           <w:i/>
           <w:color w:val="5A5F66"/>
-          <w:sz w:val="17"/>
+          <w:sz w:val="22"/>
           <w:szCs w:val="17"/>
         </w:rPr>
         <w:t xml:space="preserve">use the steps on your own</w:t>
@@ -3033,7 +3053,7 @@
                       <w:szCs w:val="22"/>
                       <w:u w:val="single"/>
                     </w:rPr>
-                    <w:t xml:space="preserve">        </w:t>
+                    <w:t xml:space="preserve">            </w:t>
                   </w:r>
                 </w:p>
               </w:tc>
@@ -3095,7 +3115,7 @@
                       <w:szCs w:val="22"/>
                       <w:u w:val="single"/>
                     </w:rPr>
-                    <w:t xml:space="preserve">        </w:t>
+                    <w:t xml:space="preserve">            </w:t>
                   </w:r>
                 </w:p>
               </w:tc>
@@ -3157,7 +3177,7 @@
                       <w:szCs w:val="22"/>
                       <w:u w:val="single"/>
                     </w:rPr>
-                    <w:t xml:space="preserve">        </w:t>
+                    <w:t xml:space="preserve">            </w:t>
                   </w:r>
                 </w:p>
               </w:tc>
@@ -3225,7 +3245,7 @@
                       <w:szCs w:val="22"/>
                       <w:u w:val="single"/>
                     </w:rPr>
-                    <w:t xml:space="preserve">        </w:t>
+                    <w:t xml:space="preserve">            </w:t>
                   </w:r>
                 </w:p>
               </w:tc>
@@ -3287,7 +3307,7 @@
                       <w:szCs w:val="22"/>
                       <w:u w:val="single"/>
                     </w:rPr>
-                    <w:t xml:space="preserve">        </w:t>
+                    <w:t xml:space="preserve">            </w:t>
                   </w:r>
                 </w:p>
               </w:tc>
@@ -3349,7 +3369,7 @@
                       <w:szCs w:val="22"/>
                       <w:u w:val="single"/>
                     </w:rPr>
-                    <w:t xml:space="preserve">        </w:t>
+                    <w:t xml:space="preserve">            </w:t>
                   </w:r>
                 </w:p>
               </w:tc>
@@ -3370,6 +3390,7 @@
     </w:p>
     <w:p>
       <w:pPr>
+        <w:pStyle w:val="Heading2"/>
         <w:keepNext/>
         <w:pBdr>
           <w:bottom w:val="single" w:sz="8" w:space="3" w:color="003A70"/>
@@ -3385,7 +3406,7 @@
           <w:b/>
           <w:color w:val="003A70"/>
           <w:spacing w:val="14"/>
-          <w:sz w:val="19"/>
+          <w:sz w:val="22"/>
           <w:szCs w:val="19"/>
         </w:rPr>
         <w:t xml:space="preserve">READY CHECK</w:t>
@@ -3404,7 +3425,7 @@
           <w:rFonts w:ascii="Avenir Next" w:hAnsi="Avenir Next" w:cs="Avenir Next" w:eastAsia="Avenir Next"/>
           <w:i/>
           <w:color w:val="5A5F66"/>
-          <w:sz w:val="17"/>
+          <w:sz w:val="22"/>
           <w:szCs w:val="17"/>
         </w:rPr>
         <w:t xml:space="preserve">a problem like the one in today’s lesson</w:t>
@@ -3536,25 +3557,25 @@
                       <w:rFonts w:ascii="Avenir Next" w:hAnsi="Avenir Next" w:cs="Avenir Next" w:eastAsia="Avenir Next"/>
                       <w:b/>
                       <w:color w:val="003A70"/>
+                      <w:sz w:val="22"/>
+                      <w:szCs w:val="21"/>
+                    </w:rPr>
+                    <w:t xml:space="preserve">A</w:t>
+                  </w:r>
+                  <w:r>
+                    <w:rPr>
+                      <w:rFonts w:ascii="Avenir Next" w:hAnsi="Avenir Next" w:cs="Avenir Next" w:eastAsia="Avenir Next"/>
+                      <w:color w:val="1A1A1A"/>
                       <w:sz w:val="21"/>
                       <w:szCs w:val="21"/>
                     </w:rPr>
-                    <w:t xml:space="preserve">A</w:t>
-                  </w:r>
-                  <w:r>
-                    <w:rPr>
-                      <w:rFonts w:ascii="Avenir Next" w:hAnsi="Avenir Next" w:cs="Avenir Next" w:eastAsia="Avenir Next"/>
-                      <w:color w:val="1A1A1A"/>
-                      <w:sz w:val="21"/>
-                      <w:szCs w:val="21"/>
-                    </w:rPr>
                     <w:tab/>
                   </w:r>
                   <w:r>
                     <w:rPr>
                       <w:rFonts w:ascii="Avenir Next" w:hAnsi="Avenir Next" w:cs="Avenir Next" w:eastAsia="Avenir Next"/>
                       <w:color w:val="1A1A1A"/>
-                      <w:sz w:val="21"/>
+                      <w:sz w:val="22"/>
                       <w:szCs w:val="21"/>
                     </w:rPr>
                     <w:t xml:space="preserve">12 cm²</w:t>
@@ -3579,25 +3600,25 @@
                       <w:rFonts w:ascii="Avenir Next" w:hAnsi="Avenir Next" w:cs="Avenir Next" w:eastAsia="Avenir Next"/>
                       <w:b/>
                       <w:color w:val="003A70"/>
+                      <w:sz w:val="22"/>
+                      <w:szCs w:val="21"/>
+                    </w:rPr>
+                    <w:t xml:space="preserve">B</w:t>
+                  </w:r>
+                  <w:r>
+                    <w:rPr>
+                      <w:rFonts w:ascii="Avenir Next" w:hAnsi="Avenir Next" w:cs="Avenir Next" w:eastAsia="Avenir Next"/>
+                      <w:color w:val="1A1A1A"/>
                       <w:sz w:val="21"/>
                       <w:szCs w:val="21"/>
                     </w:rPr>
-                    <w:t xml:space="preserve">B</w:t>
-                  </w:r>
-                  <w:r>
-                    <w:rPr>
-                      <w:rFonts w:ascii="Avenir Next" w:hAnsi="Avenir Next" w:cs="Avenir Next" w:eastAsia="Avenir Next"/>
-                      <w:color w:val="1A1A1A"/>
-                      <w:sz w:val="21"/>
-                      <w:szCs w:val="21"/>
-                    </w:rPr>
                     <w:tab/>
                   </w:r>
                   <w:r>
                     <w:rPr>
                       <w:rFonts w:ascii="Avenir Next" w:hAnsi="Avenir Next" w:cs="Avenir Next" w:eastAsia="Avenir Next"/>
                       <w:color w:val="1A1A1A"/>
-                      <w:sz w:val="21"/>
+                      <w:sz w:val="22"/>
                       <w:szCs w:val="21"/>
                     </w:rPr>
                     <w:t xml:space="preserve">24 cm²</w:t>
@@ -3622,25 +3643,25 @@
                       <w:rFonts w:ascii="Avenir Next" w:hAnsi="Avenir Next" w:cs="Avenir Next" w:eastAsia="Avenir Next"/>
                       <w:b/>
                       <w:color w:val="003A70"/>
+                      <w:sz w:val="22"/>
+                      <w:szCs w:val="21"/>
+                    </w:rPr>
+                    <w:t xml:space="preserve">C</w:t>
+                  </w:r>
+                  <w:r>
+                    <w:rPr>
+                      <w:rFonts w:ascii="Avenir Next" w:hAnsi="Avenir Next" w:cs="Avenir Next" w:eastAsia="Avenir Next"/>
+                      <w:color w:val="1A1A1A"/>
                       <w:sz w:val="21"/>
                       <w:szCs w:val="21"/>
                     </w:rPr>
-                    <w:t xml:space="preserve">C</w:t>
-                  </w:r>
-                  <w:r>
-                    <w:rPr>
-                      <w:rFonts w:ascii="Avenir Next" w:hAnsi="Avenir Next" w:cs="Avenir Next" w:eastAsia="Avenir Next"/>
-                      <w:color w:val="1A1A1A"/>
-                      <w:sz w:val="21"/>
-                      <w:szCs w:val="21"/>
-                    </w:rPr>
                     <w:tab/>
                   </w:r>
                   <w:r>
                     <w:rPr>
                       <w:rFonts w:ascii="Avenir Next" w:hAnsi="Avenir Next" w:cs="Avenir Next" w:eastAsia="Avenir Next"/>
                       <w:color w:val="1A1A1A"/>
-                      <w:sz w:val="21"/>
+                      <w:sz w:val="22"/>
                       <w:szCs w:val="21"/>
                     </w:rPr>
                     <w:t xml:space="preserve">36 cm²</w:t>
@@ -3665,25 +3686,25 @@
                       <w:rFonts w:ascii="Avenir Next" w:hAnsi="Avenir Next" w:cs="Avenir Next" w:eastAsia="Avenir Next"/>
                       <w:b/>
                       <w:color w:val="003A70"/>
+                      <w:sz w:val="22"/>
+                      <w:szCs w:val="21"/>
+                    </w:rPr>
+                    <w:t xml:space="preserve">D</w:t>
+                  </w:r>
+                  <w:r>
+                    <w:rPr>
+                      <w:rFonts w:ascii="Avenir Next" w:hAnsi="Avenir Next" w:cs="Avenir Next" w:eastAsia="Avenir Next"/>
+                      <w:color w:val="1A1A1A"/>
                       <w:sz w:val="21"/>
                       <w:szCs w:val="21"/>
                     </w:rPr>
-                    <w:t xml:space="preserve">D</w:t>
-                  </w:r>
-                  <w:r>
-                    <w:rPr>
-                      <w:rFonts w:ascii="Avenir Next" w:hAnsi="Avenir Next" w:cs="Avenir Next" w:eastAsia="Avenir Next"/>
-                      <w:color w:val="1A1A1A"/>
-                      <w:sz w:val="21"/>
-                      <w:szCs w:val="21"/>
-                    </w:rPr>
                     <w:tab/>
                   </w:r>
                   <w:r>
                     <w:rPr>
                       <w:rFonts w:ascii="Avenir Next" w:hAnsi="Avenir Next" w:cs="Avenir Next" w:eastAsia="Avenir Next"/>
                       <w:color w:val="1A1A1A"/>
-                      <w:sz w:val="21"/>
+                      <w:sz w:val="22"/>
                       <w:szCs w:val="21"/>
                     </w:rPr>
                     <w:t xml:space="preserve">216 cm²</w:t>
@@ -3732,19 +3753,42 @@
         <w:tblLook w:val="0000" w:firstRow="0" w:lastRow="0" w:firstColumn="0" w:lastColumn="0" w:noHBand="1" w:noVBand="1"/>
       </w:tblPr>
       <w:tblGrid>
-        <w:gridCol w:w="2000"/>
-        <w:gridCol w:w="2300"/>
-        <w:gridCol w:w="2100"/>
-        <w:gridCol w:w="3104"/>
+        <w:gridCol w:w="1750"/>
+        <w:gridCol w:w="2500"/>
+        <w:gridCol w:w="2200"/>
+        <w:gridCol w:w="3054"/>
       </w:tblGrid>
       <w:tr>
         <w:trPr>
           <w:cantSplit/>
-          <w:trHeight w:val="320" w:hRule="atLeast"/>
+          <w:trHeight w:val="300" w:hRule="atLeast"/>
         </w:trPr>
         <w:tc>
           <w:tcPr>
-            <w:tcW w:w="2000" w:type="dxa"/>
+            <w:tcW w:w="1750" w:type="dxa"/>
+            <w:vAlign w:val="center"/>
+          </w:tcPr>
+          <w:p>
+            <w:pPr>
+              <w:pStyle w:val="Heading2"/>
+              <w:spacing w:before="0" w:after="0" w:line="240" w:lineRule="auto"/>
+            </w:pPr>
+            <w:r>
+              <w:rPr>
+                <w:rFonts w:ascii="Avenir Next" w:hAnsi="Avenir Next" w:cs="Avenir Next" w:eastAsia="Avenir Next"/>
+                <w:b/>
+                <w:color w:val="003A70"/>
+                <w:spacing w:val="12"/>
+                <w:sz w:val="15"/>
+                <w:szCs w:val="15"/>
+              </w:rPr>
+              <w:t xml:space="preserve">CHECK YOURSELF</w:t>
+            </w:r>
+          </w:p>
+        </w:tc>
+        <w:tc>
+          <w:tcPr>
+            <w:tcW w:w="2500" w:type="dxa"/>
             <w:vAlign w:val="center"/>
           </w:tcPr>
           <w:p>
@@ -3753,20 +3797,27 @@
             </w:pPr>
             <w:r>
               <w:rPr>
-                <w:rFonts w:ascii="Avenir Next" w:hAnsi="Avenir Next" w:cs="Avenir Next" w:eastAsia="Avenir Next"/>
-                <w:b/>
-                <w:color w:val="003A70"/>
-                <w:spacing w:val="12"/>
-                <w:sz w:val="15"/>
-                <w:szCs w:val="15"/>
-              </w:rPr>
-              <w:t xml:space="preserve">CHECK YOURSELF</w:t>
+                <w:rFonts w:ascii="Arial" w:hAnsi="Arial" w:cs="Arial" w:eastAsia="Arial"/>
+                <w:color w:val="1A1A1A"/>
+                <w:sz w:val="20"/>
+                <w:szCs w:val="20"/>
+              </w:rPr>
+              <w:t xml:space="preserve">□</w:t>
+            </w:r>
+            <w:r>
+              <w:rPr>
+                <w:rFonts w:ascii="Avenir Next" w:hAnsi="Avenir Next" w:cs="Avenir Next" w:eastAsia="Avenir Next"/>
+                <w:color w:val="1A1A1A"/>
+                <w:sz w:val="17"/>
+                <w:szCs w:val="17"/>
+              </w:rPr>
+              <w:t xml:space="preserve">  I can do this on my own</w:t>
             </w:r>
           </w:p>
         </w:tc>
         <w:tc>
           <w:tcPr>
-            <w:tcW w:w="2300" w:type="dxa"/>
+            <w:tcW w:w="2200" w:type="dxa"/>
             <w:vAlign w:val="center"/>
           </w:tcPr>
           <w:p>
@@ -3777,8 +3828,8 @@
               <w:rPr>
                 <w:rFonts w:ascii="Arial" w:hAnsi="Arial" w:cs="Arial" w:eastAsia="Arial"/>
                 <w:color w:val="1A1A1A"/>
-                <w:sz w:val="24"/>
-                <w:szCs w:val="24"/>
+                <w:sz w:val="20"/>
+                <w:szCs w:val="20"/>
               </w:rPr>
               <w:t xml:space="preserve">□</w:t>
             </w:r>
@@ -3789,13 +3840,13 @@
                 <w:sz w:val="17"/>
                 <w:szCs w:val="17"/>
               </w:rPr>
-              <w:t xml:space="preserve">  I can do this on my own</w:t>
+              <w:t xml:space="preserve">  I need a little help</w:t>
             </w:r>
           </w:p>
         </w:tc>
         <w:tc>
           <w:tcPr>
-            <w:tcW w:w="2100" w:type="dxa"/>
+            <w:tcW w:w="3054" w:type="dxa"/>
             <w:vAlign w:val="center"/>
           </w:tcPr>
           <w:p>
@@ -3806,37 +3857,8 @@
               <w:rPr>
                 <w:rFonts w:ascii="Arial" w:hAnsi="Arial" w:cs="Arial" w:eastAsia="Arial"/>
                 <w:color w:val="1A1A1A"/>
-                <w:sz w:val="24"/>
-                <w:szCs w:val="24"/>
-              </w:rPr>
-              <w:t xml:space="preserve">□</w:t>
-            </w:r>
-            <w:r>
-              <w:rPr>
-                <w:rFonts w:ascii="Avenir Next" w:hAnsi="Avenir Next" w:cs="Avenir Next" w:eastAsia="Avenir Next"/>
-                <w:color w:val="1A1A1A"/>
-                <w:sz w:val="17"/>
-                <w:szCs w:val="17"/>
-              </w:rPr>
-              <w:t xml:space="preserve">  I need a little help</w:t>
-            </w:r>
-          </w:p>
-        </w:tc>
-        <w:tc>
-          <w:tcPr>
-            <w:tcW w:w="3104" w:type="dxa"/>
-            <w:vAlign w:val="center"/>
-          </w:tcPr>
-          <w:p>
-            <w:pPr>
-              <w:spacing w:before="0" w:after="0" w:line="240" w:lineRule="auto"/>
-            </w:pPr>
-            <w:r>
-              <w:rPr>
-                <w:rFonts w:ascii="Arial" w:hAnsi="Arial" w:cs="Arial" w:eastAsia="Arial"/>
-                <w:color w:val="1A1A1A"/>
-                <w:sz w:val="24"/>
-                <w:szCs w:val="24"/>
+                <w:sz w:val="20"/>
+                <w:szCs w:val="20"/>
               </w:rPr>
               <w:t xml:space="preserve">□</w:t>
             </w:r>
@@ -3871,7 +3893,7 @@
     <w:sectPr>
       <w:footerReference w:type="default" r:id="rIdFooter1"/>
       <w:pgSz w:w="12240" w:h="15840"/>
-      <w:pgMar w:top="893" w:right="1224" w:bottom="835" w:left="1512" w:header="432" w:footer="432" w:gutter="0"/>
+      <w:pgMar w:top="780" w:right="1224" w:bottom="760" w:left="1512" w:header="432" w:footer="432" w:gutter="0"/>
       <w:cols w:space="720"/>
     </w:sectPr>
   </w:body>
@@ -3951,7 +3973,106 @@
               <w:sz w:val="15"/>
               <w:szCs w:val="15"/>
             </w:rPr>
-            <w:t xml:space="preserve">Lesson 5-6  ·  Session 2  ·  Prerequisite Practice A</w:t>
+            <w:t xml:space="preserve">5-6 · Page </w:t>
+          </w:r>
+          <w:r>
+            <w:rPr>
+              <w:rFonts w:ascii="Avenir Next" w:hAnsi="Avenir Next" w:cs="Avenir Next" w:eastAsia="Avenir Next"/>
+              <w:color w:val="5A5F66"/>
+              <w:sz w:val="15"/>
+              <w:szCs w:val="15"/>
+            </w:rPr>
+            <w:fldChar w:fldCharType="begin"/>
+          </w:r>
+          <w:r>
+            <w:rPr>
+              <w:rFonts w:ascii="Avenir Next" w:hAnsi="Avenir Next" w:cs="Avenir Next" w:eastAsia="Avenir Next"/>
+              <w:color w:val="5A5F66"/>
+              <w:sz w:val="15"/>
+              <w:szCs w:val="15"/>
+            </w:rPr>
+            <w:instrText xml:space="preserve"> PAGE </w:instrText>
+          </w:r>
+          <w:r>
+            <w:rPr>
+              <w:rFonts w:ascii="Avenir Next" w:hAnsi="Avenir Next" w:cs="Avenir Next" w:eastAsia="Avenir Next"/>
+              <w:color w:val="5A5F66"/>
+              <w:sz w:val="15"/>
+              <w:szCs w:val="15"/>
+            </w:rPr>
+            <w:fldChar w:fldCharType="separate"/>
+          </w:r>
+          <w:r>
+            <w:rPr>
+              <w:rFonts w:ascii="Avenir Next" w:hAnsi="Avenir Next" w:cs="Avenir Next" w:eastAsia="Avenir Next"/>
+              <w:color w:val="5A5F66"/>
+              <w:sz w:val="15"/>
+              <w:szCs w:val="15"/>
+            </w:rPr>
+            <w:t xml:space="preserve">1</w:t>
+          </w:r>
+          <w:r>
+            <w:rPr>
+              <w:rFonts w:ascii="Avenir Next" w:hAnsi="Avenir Next" w:cs="Avenir Next" w:eastAsia="Avenir Next"/>
+              <w:color w:val="5A5F66"/>
+              <w:sz w:val="15"/>
+              <w:szCs w:val="15"/>
+            </w:rPr>
+            <w:fldChar w:fldCharType="end"/>
+          </w:r>
+          <w:r>
+            <w:rPr>
+              <w:rFonts w:ascii="Avenir Next" w:hAnsi="Avenir Next" w:cs="Avenir Next" w:eastAsia="Avenir Next"/>
+              <w:color w:val="5A5F66"/>
+              <w:sz w:val="15"/>
+              <w:szCs w:val="15"/>
+            </w:rPr>
+            <w:t xml:space="preserve"> of </w:t>
+          </w:r>
+          <w:r>
+            <w:rPr>
+              <w:rFonts w:ascii="Avenir Next" w:hAnsi="Avenir Next" w:cs="Avenir Next" w:eastAsia="Avenir Next"/>
+              <w:color w:val="5A5F66"/>
+              <w:sz w:val="15"/>
+              <w:szCs w:val="15"/>
+            </w:rPr>
+            <w:fldChar w:fldCharType="begin"/>
+          </w:r>
+          <w:r>
+            <w:rPr>
+              <w:rFonts w:ascii="Avenir Next" w:hAnsi="Avenir Next" w:cs="Avenir Next" w:eastAsia="Avenir Next"/>
+              <w:color w:val="5A5F66"/>
+              <w:sz w:val="15"/>
+              <w:szCs w:val="15"/>
+            </w:rPr>
+            <w:instrText xml:space="preserve"> NUMPAGES </w:instrText>
+          </w:r>
+          <w:r>
+            <w:rPr>
+              <w:rFonts w:ascii="Avenir Next" w:hAnsi="Avenir Next" w:cs="Avenir Next" w:eastAsia="Avenir Next"/>
+              <w:color w:val="5A5F66"/>
+              <w:sz w:val="15"/>
+              <w:szCs w:val="15"/>
+            </w:rPr>
+            <w:fldChar w:fldCharType="separate"/>
+          </w:r>
+          <w:r>
+            <w:rPr>
+              <w:rFonts w:ascii="Avenir Next" w:hAnsi="Avenir Next" w:cs="Avenir Next" w:eastAsia="Avenir Next"/>
+              <w:color w:val="5A5F66"/>
+              <w:sz w:val="15"/>
+              <w:szCs w:val="15"/>
+            </w:rPr>
+            <w:t xml:space="preserve">1</w:t>
+          </w:r>
+          <w:r>
+            <w:rPr>
+              <w:rFonts w:ascii="Avenir Next" w:hAnsi="Avenir Next" w:cs="Avenir Next" w:eastAsia="Avenir Next"/>
+              <w:color w:val="5A5F66"/>
+              <w:sz w:val="15"/>
+              <w:szCs w:val="15"/>
+            </w:rPr>
+            <w:fldChar w:fldCharType="end"/>
           </w:r>
         </w:p>
       </w:tc>
@@ -3994,5 +4115,23 @@
       </w:tblCellMar>
     </w:tblPr>
   </w:style>
+  <w:style w:type="paragraph" w:styleId="Heading1">
+    <w:name w:val="heading 1"/>
+    <w:basedOn w:val="Normal"/>
+    <w:pPr>
+      <w:outlineLvl w:val="0"/>
+      <w:keepNext w:val="0"/>
+      <w:keepLines w:val="0"/>
+    </w:pPr>
+  </w:style>
+  <w:style w:type="paragraph" w:styleId="Heading2">
+    <w:name w:val="heading 2"/>
+    <w:basedOn w:val="Normal"/>
+    <w:pPr>
+      <w:outlineLvl w:val="1"/>
+      <w:keepNext w:val="0"/>
+      <w:keepLines w:val="0"/>
+    </w:pPr>
+  </w:style>
 </w:styles>
 </file>